--- a/documentation/TEST_php_Cyber.docx
+++ b/documentation/TEST_php_Cyber.docx
@@ -6454,20 +6454,412 @@
     <w:p>
       <w:pPr>
         <w:rPr>
+          <w:b/>
+          <w:bCs/>
+          <w:sz w:val="32"/>
+          <w:szCs w:val="32"/>
+          <w:highlight w:val="yellow"/>
+        </w:rPr>
+      </w:pPr>
+    </w:p>
+    <w:p>
+      <w:pPr>
+        <w:rPr>
+          <w:b/>
+          <w:bCs/>
+          <w:sz w:val="32"/>
+          <w:szCs w:val="32"/>
+          <w:highlight w:val="yellow"/>
+        </w:rPr>
+      </w:pPr>
+    </w:p>
+    <w:p>
+      <w:pPr>
+        <w:rPr>
+          <w:b/>
+          <w:bCs/>
+          <w:sz w:val="32"/>
+          <w:szCs w:val="32"/>
+          <w:highlight w:val="yellow"/>
+        </w:rPr>
+      </w:pPr>
+    </w:p>
+    <w:p>
+      <w:pPr>
+        <w:rPr>
+          <w:b/>
+          <w:bCs/>
+          <w:sz w:val="32"/>
+          <w:szCs w:val="32"/>
+          <w:highlight w:val="yellow"/>
+        </w:rPr>
+      </w:pPr>
+    </w:p>
+    <w:p>
+      <w:pPr>
+        <w:rPr>
+          <w:b/>
+          <w:bCs/>
+          <w:sz w:val="32"/>
+          <w:szCs w:val="32"/>
+          <w:highlight w:val="yellow"/>
+        </w:rPr>
+      </w:pPr>
+    </w:p>
+    <w:p>
+      <w:pPr>
+        <w:rPr>
+          <w:b/>
+          <w:bCs/>
+          <w:sz w:val="32"/>
+          <w:szCs w:val="32"/>
+        </w:rPr>
+      </w:pPr>
+      <w:r>
+        <w:rPr>
+          <w:b/>
+          <w:bCs/>
+          <w:sz w:val="32"/>
+          <w:szCs w:val="32"/>
+          <w:highlight w:val="yellow"/>
+        </w:rPr>
+        <w:lastRenderedPageBreak/>
+        <w:t>PROBAR WAF:</w:t>
+      </w:r>
+    </w:p>
+    <w:p>
+      <w:pPr>
+        <w:rPr>
+          <w:color w:val="FF0000"/>
+        </w:rPr>
+      </w:pPr>
+      <w:r>
+        <w:rPr>
+          <w:color w:val="FF0000"/>
+        </w:rPr>
+        <w:t># Test XSS (debería ser bloqueado)</w:t>
+      </w:r>
+    </w:p>
+    <w:p>
+      <w:pPr>
+        <w:rPr>
           <w:color w:val="000000" w:themeColor="text1"/>
-        </w:rPr>
-      </w:pPr>
-    </w:p>
-    <w:p>
-      <w:pPr>
+          <w:lang w:val="en-US"/>
+        </w:rPr>
+      </w:pPr>
+      <w:r>
         <w:rPr>
           <w:color w:val="000000" w:themeColor="text1"/>
-        </w:rPr>
-      </w:pPr>
-    </w:p>
-    <w:p/>
-    <w:p/>
-    <w:p/>
+          <w:lang w:val="en-US"/>
+        </w:rPr>
+        <w:t xml:space="preserve">curl -k -v </w:t>
+      </w:r>
+      <w:hyperlink r:id="rId14" w:history="1">
+        <w:r>
+          <w:rPr>
+            <w:rStyle w:val="Hipervnculo"/>
+            <w:lang w:val="en-US"/>
+          </w:rPr>
+          <w:t>https://localhost/?param=%3Cscript%3Ealert(1)%3C/script%3E</w:t>
+        </w:r>
+      </w:hyperlink>
+    </w:p>
+    <w:p>
+      <w:pPr>
+        <w:rPr>
+          <w:color w:val="000000" w:themeColor="text1"/>
+          <w:lang w:val="en-US"/>
+        </w:rPr>
+      </w:pPr>
+      <w:hyperlink r:id="rId15" w:history="1">
+        <w:r>
+          <w:rPr>
+            <w:rStyle w:val="Hipervnculo"/>
+            <w:lang w:val="en-US"/>
+          </w:rPr>
+          <w:t>https://localhost/?param=%3Cscript%3Ealert(1)%3C/script%3E</w:t>
+        </w:r>
+      </w:hyperlink>
+    </w:p>
+    <w:p>
+      <w:pPr>
+        <w:rPr>
+          <w:color w:val="000000" w:themeColor="text1"/>
+          <w:lang w:val="en-US"/>
+        </w:rPr>
+      </w:pPr>
+    </w:p>
+    <w:p>
+      <w:pPr>
+        <w:rPr>
+          <w:color w:val="FF0000"/>
+        </w:rPr>
+      </w:pPr>
+      <w:r>
+        <w:rPr>
+          <w:color w:val="FF0000"/>
+        </w:rPr>
+        <w:t xml:space="preserve"># Test </w:t>
+      </w:r>
+      <w:proofErr w:type="spellStart"/>
+      <w:r>
+        <w:rPr>
+          <w:color w:val="FF0000"/>
+        </w:rPr>
+        <w:t>SQLi</w:t>
+      </w:r>
+      <w:proofErr w:type="spellEnd"/>
+      <w:r>
+        <w:rPr>
+          <w:color w:val="FF0000"/>
+        </w:rPr>
+        <w:t xml:space="preserve"> (debería ser bloqueado)</w:t>
+      </w:r>
+    </w:p>
+    <w:p>
+      <w:pPr>
+        <w:rPr>
+          <w:color w:val="000000" w:themeColor="text1"/>
+          <w:lang w:val="en-US"/>
+        </w:rPr>
+      </w:pPr>
+      <w:r>
+        <w:rPr>
+          <w:color w:val="000000" w:themeColor="text1"/>
+          <w:lang w:val="en-US"/>
+        </w:rPr>
+        <w:t xml:space="preserve">curl -k -v </w:t>
+      </w:r>
+      <w:hyperlink r:id="rId16" w:history="1">
+        <w:r>
+          <w:rPr>
+            <w:rStyle w:val="Hipervnculo"/>
+            <w:lang w:val="en-US"/>
+          </w:rPr>
+          <w:t>https://localhost/?param=%27%20OR%201=1--</w:t>
+        </w:r>
+      </w:hyperlink>
+    </w:p>
+    <w:p>
+      <w:pPr>
+        <w:rPr>
+          <w:color w:val="000000" w:themeColor="text1"/>
+          <w:lang w:val="en-US"/>
+        </w:rPr>
+      </w:pPr>
+      <w:hyperlink r:id="rId17" w:history="1">
+        <w:r>
+          <w:rPr>
+            <w:rStyle w:val="Hipervnculo"/>
+            <w:lang w:val="en-US"/>
+          </w:rPr>
+          <w:t>https://localhost/?param=%27%20OR%201=1--</w:t>
+        </w:r>
+      </w:hyperlink>
+    </w:p>
+    <w:p>
+      <w:pPr>
+        <w:rPr>
+          <w:color w:val="000000" w:themeColor="text1"/>
+          <w:lang w:val="en-US"/>
+        </w:rPr>
+      </w:pPr>
+    </w:p>
+    <w:p>
+      <w:pPr>
+        <w:rPr>
+          <w:b/>
+          <w:bCs/>
+          <w:sz w:val="32"/>
+          <w:szCs w:val="32"/>
+          <w:lang w:val="en-US"/>
+        </w:rPr>
+      </w:pPr>
+      <w:r>
+        <w:rPr>
+          <w:b/>
+          <w:bCs/>
+          <w:sz w:val="32"/>
+          <w:szCs w:val="32"/>
+          <w:highlight w:val="yellow"/>
+          <w:lang w:val="en-US"/>
+        </w:rPr>
+        <w:t xml:space="preserve">PROBAR </w:t>
+      </w:r>
+      <w:r>
+        <w:rPr>
+          <w:b/>
+          <w:bCs/>
+          <w:sz w:val="32"/>
+          <w:szCs w:val="32"/>
+          <w:highlight w:val="yellow"/>
+          <w:lang w:val="en-US"/>
+        </w:rPr>
+        <w:t>API REST</w:t>
+      </w:r>
+      <w:r>
+        <w:rPr>
+          <w:b/>
+          <w:bCs/>
+          <w:sz w:val="32"/>
+          <w:szCs w:val="32"/>
+          <w:highlight w:val="yellow"/>
+          <w:lang w:val="en-US"/>
+        </w:rPr>
+        <w:t>:</w:t>
+      </w:r>
+    </w:p>
+    <w:p>
+      <w:pPr>
+        <w:rPr>
+          <w:color w:val="FF0000"/>
+          <w:lang w:val="en-US"/>
+        </w:rPr>
+      </w:pPr>
+      <w:r>
+        <w:rPr>
+          <w:color w:val="FF0000"/>
+          <w:lang w:val="en-US"/>
+        </w:rPr>
+        <w:t># GET request</w:t>
+      </w:r>
+    </w:p>
+    <w:p>
+      <w:pPr>
+        <w:rPr>
+          <w:color w:val="000000" w:themeColor="text1"/>
+          <w:lang w:val="en-US"/>
+        </w:rPr>
+      </w:pPr>
+      <w:r>
+        <w:rPr>
+          <w:color w:val="000000" w:themeColor="text1"/>
+          <w:lang w:val="en-US"/>
+        </w:rPr>
+        <w:t>curl -k -X GET https://localhost/api/test</w:t>
+      </w:r>
+    </w:p>
+    <w:p>
+      <w:pPr>
+        <w:rPr>
+          <w:color w:val="FF0000"/>
+          <w:lang w:val="en-US"/>
+        </w:rPr>
+      </w:pPr>
+    </w:p>
+    <w:p>
+      <w:pPr>
+        <w:rPr>
+          <w:color w:val="FF0000"/>
+          <w:lang w:val="en-US"/>
+        </w:rPr>
+      </w:pPr>
+      <w:r>
+        <w:rPr>
+          <w:color w:val="FF0000"/>
+          <w:lang w:val="en-US"/>
+        </w:rPr>
+        <w:t># POST request con JSON</w:t>
+      </w:r>
+    </w:p>
+    <w:p>
+      <w:pPr>
+        <w:rPr>
+          <w:color w:val="000000" w:themeColor="text1"/>
+          <w:lang w:val="en-US"/>
+        </w:rPr>
+      </w:pPr>
+      <w:r>
+        <w:rPr>
+          <w:color w:val="000000" w:themeColor="text1"/>
+          <w:lang w:val="en-US"/>
+        </w:rPr>
+        <w:t>curl -k -X POST -H "Content-Type: application/</w:t>
+      </w:r>
+      <w:proofErr w:type="spellStart"/>
+      <w:r>
+        <w:rPr>
+          <w:color w:val="000000" w:themeColor="text1"/>
+          <w:lang w:val="en-US"/>
+        </w:rPr>
+        <w:t>json</w:t>
+      </w:r>
+      <w:proofErr w:type="spellEnd"/>
+      <w:r>
+        <w:rPr>
+          <w:color w:val="000000" w:themeColor="text1"/>
+          <w:lang w:val="en-US"/>
+        </w:rPr>
+        <w:t>" -d '{"</w:t>
+      </w:r>
+      <w:proofErr w:type="spellStart"/>
+      <w:r>
+        <w:rPr>
+          <w:color w:val="000000" w:themeColor="text1"/>
+          <w:lang w:val="en-US"/>
+        </w:rPr>
+        <w:t>test":"value</w:t>
+      </w:r>
+      <w:proofErr w:type="spellEnd"/>
+      <w:r>
+        <w:rPr>
+          <w:color w:val="000000" w:themeColor="text1"/>
+          <w:lang w:val="en-US"/>
+        </w:rPr>
+        <w:t>"}'</w:t>
+      </w:r>
+      <w:r>
+        <w:rPr>
+          <w:color w:val="000000" w:themeColor="text1"/>
+          <w:lang w:val="en-US"/>
+        </w:rPr>
+        <w:t xml:space="preserve"> </w:t>
+      </w:r>
+      <w:r>
+        <w:rPr>
+          <w:color w:val="000000" w:themeColor="text1"/>
+          <w:lang w:val="en-US"/>
+        </w:rPr>
+        <w:t>https://localhost/api/test</w:t>
+      </w:r>
+    </w:p>
+    <w:p>
+      <w:pPr>
+        <w:rPr>
+          <w:color w:val="000000" w:themeColor="text1"/>
+          <w:lang w:val="en-US"/>
+        </w:rPr>
+      </w:pPr>
+    </w:p>
+    <w:p>
+      <w:pPr>
+        <w:rPr>
+          <w:color w:val="000000" w:themeColor="text1"/>
+          <w:lang w:val="en-US"/>
+        </w:rPr>
+      </w:pPr>
+    </w:p>
+    <w:p>
+      <w:pPr>
+        <w:rPr>
+          <w:lang w:val="en-US"/>
+        </w:rPr>
+      </w:pPr>
+    </w:p>
+    <w:p>
+      <w:pPr>
+        <w:rPr>
+          <w:lang w:val="en-US"/>
+        </w:rPr>
+      </w:pPr>
+    </w:p>
+    <w:p>
+      <w:pPr>
+        <w:rPr>
+          <w:lang w:val="en-US"/>
+        </w:rPr>
+      </w:pPr>
+    </w:p>
     <w:sectPr>
       <w:pgSz w:w="11906" w:h="16838"/>
       <w:pgMar w:top="1417" w:right="1701" w:bottom="1417" w:left="1701" w:header="708" w:footer="708" w:gutter="0"/>
